--- a/apps/legal-docs-blueprints/templates/ventas_sociedad/solicitud_compra_vehiculo_tercero_sociedad/solicitud_compra_vehiculo_tercero_sociedad-mujer.docx
+++ b/apps/legal-docs-blueprints/templates/ventas_sociedad/solicitud_compra_vehiculo_tercero_sociedad/solicitud_compra_vehiculo_tercero_sociedad-mujer.docx
@@ -875,7 +875,6 @@
           <w:color w:val="000000"/>
           <w:sz w:val="20"/>
           <w:szCs w:val="20"/>
-          <w:u w:val="single"/>
           <w:shd w:fill="auto" w:val="clear"/>
           <w:vertAlign w:val="baseline"/>
           <w:rtl w:val="0"/>

--- a/apps/legal-docs-blueprints/templates/ventas_sociedad/solicitud_compra_vehiculo_tercero_sociedad/solicitud_compra_vehiculo_tercero_sociedad-mujer.docx
+++ b/apps/legal-docs-blueprints/templates/ventas_sociedad/solicitud_compra_vehiculo_tercero_sociedad/solicitud_compra_vehiculo_tercero_sociedad-mujer.docx
@@ -875,6 +875,7 @@
           <w:color w:val="000000"/>
           <w:sz w:val="20"/>
           <w:szCs w:val="20"/>
+          <w:u w:val="single"/>
           <w:shd w:fill="auto" w:val="clear"/>
           <w:vertAlign w:val="baseline"/>
           <w:rtl w:val="0"/>
